--- a/units/u30/Maths_S3_YearB_Unit30_SOLO_Full_Program.docx
+++ b/units/u30/Maths_S3_YearB_Unit30_SOLO_Full_Program.docx
@@ -2796,6 +2796,20 @@
               <w:t xml:space="preserve">MA3-GM-03</w:t>
             </w:r>
           </w:p>
+          <w:p>
+            <w:pPr>
+              <w:spacing w:before="20" w:after="0"/>
+            </w:pPr>
+            <w:r>
+              <w:rPr>
+                <w:color w:val="444444"/>
+                <w:sz w:val="13"/>
+                <w:szCs w:val="13"/>
+                <w:rFonts w:ascii="Arial" w:cs="Arial" w:eastAsia="Arial" w:hAnsi="Arial"/>
+              </w:rPr>
+              <w:t xml:space="preserve">Year A</w:t>
+            </w:r>
+          </w:p>
         </w:tc>
         <w:tc>
           <w:tcPr>
@@ -3025,6 +3039,20 @@
               <w:t xml:space="preserve">MA3-GM-03</w:t>
             </w:r>
           </w:p>
+          <w:p>
+            <w:pPr>
+              <w:spacing w:before="20" w:after="0"/>
+            </w:pPr>
+            <w:r>
+              <w:rPr>
+                <w:color w:val="444444"/>
+                <w:sz w:val="13"/>
+                <w:szCs w:val="13"/>
+                <w:rFonts w:ascii="Arial" w:cs="Arial" w:eastAsia="Arial" w:hAnsi="Arial"/>
+              </w:rPr>
+              <w:t xml:space="preserve">Year A</w:t>
+            </w:r>
+          </w:p>
         </w:tc>
         <w:tc>
           <w:tcPr>
@@ -3254,6 +3282,20 @@
               <w:t xml:space="preserve">MA3-GM-03</w:t>
             </w:r>
           </w:p>
+          <w:p>
+            <w:pPr>
+              <w:spacing w:before="20" w:after="0"/>
+            </w:pPr>
+            <w:r>
+              <w:rPr>
+                <w:color w:val="444444"/>
+                <w:sz w:val="13"/>
+                <w:szCs w:val="13"/>
+                <w:rFonts w:ascii="Arial" w:cs="Arial" w:eastAsia="Arial" w:hAnsi="Arial"/>
+              </w:rPr>
+              <w:t xml:space="preserve">Year A</w:t>
+            </w:r>
+          </w:p>
         </w:tc>
         <w:tc>
           <w:tcPr>
@@ -3483,6 +3525,20 @@
               <w:t xml:space="preserve">MA3-NSM-02</w:t>
             </w:r>
           </w:p>
+          <w:p>
+            <w:pPr>
+              <w:spacing w:before="20" w:after="0"/>
+            </w:pPr>
+            <w:r>
+              <w:rPr>
+                <w:color w:val="444444"/>
+                <w:sz w:val="13"/>
+                <w:szCs w:val="13"/>
+                <w:rFonts w:ascii="Arial" w:cs="Arial" w:eastAsia="Arial" w:hAnsi="Arial"/>
+              </w:rPr>
+              <w:t xml:space="preserve">Year A</w:t>
+            </w:r>
+          </w:p>
         </w:tc>
         <w:tc>
           <w:tcPr>
@@ -3712,6 +3768,20 @@
               <w:t xml:space="preserve">MA3-GM-03</w:t>
             </w:r>
           </w:p>
+          <w:p>
+            <w:pPr>
+              <w:spacing w:before="20" w:after="0"/>
+            </w:pPr>
+            <w:r>
+              <w:rPr>
+                <w:color w:val="444444"/>
+                <w:sz w:val="13"/>
+                <w:szCs w:val="13"/>
+                <w:rFonts w:ascii="Arial" w:cs="Arial" w:eastAsia="Arial" w:hAnsi="Arial"/>
+              </w:rPr>
+              <w:t xml:space="preserve">Year B</w:t>
+            </w:r>
+          </w:p>
         </w:tc>
         <w:tc>
           <w:tcPr>
@@ -3942,6 +4012,20 @@
               <w:t xml:space="preserve">MA3-GM-03</w:t>
             </w:r>
           </w:p>
+          <w:p>
+            <w:pPr>
+              <w:spacing w:before="20" w:after="0"/>
+            </w:pPr>
+            <w:r>
+              <w:rPr>
+                <w:color w:val="444444"/>
+                <w:sz w:val="13"/>
+                <w:szCs w:val="13"/>
+                <w:rFonts w:ascii="Arial" w:cs="Arial" w:eastAsia="Arial" w:hAnsi="Arial"/>
+              </w:rPr>
+              <w:t xml:space="preserve">Year B</w:t>
+            </w:r>
+          </w:p>
         </w:tc>
         <w:tc>
           <w:tcPr>
@@ -4171,6 +4255,20 @@
               <w:t xml:space="preserve">MA3-GM-03</w:t>
             </w:r>
           </w:p>
+          <w:p>
+            <w:pPr>
+              <w:spacing w:before="20" w:after="0"/>
+            </w:pPr>
+            <w:r>
+              <w:rPr>
+                <w:color w:val="444444"/>
+                <w:sz w:val="13"/>
+                <w:szCs w:val="13"/>
+                <w:rFonts w:ascii="Arial" w:cs="Arial" w:eastAsia="Arial" w:hAnsi="Arial"/>
+              </w:rPr>
+              <w:t xml:space="preserve">Year B</w:t>
+            </w:r>
+          </w:p>
         </w:tc>
         <w:tc>
           <w:tcPr>
@@ -4400,6 +4498,20 @@
               <w:t xml:space="preserve">MA3-GM-03</w:t>
             </w:r>
           </w:p>
+          <w:p>
+            <w:pPr>
+              <w:spacing w:before="20" w:after="0"/>
+            </w:pPr>
+            <w:r>
+              <w:rPr>
+                <w:color w:val="444444"/>
+                <w:sz w:val="13"/>
+                <w:szCs w:val="13"/>
+                <w:rFonts w:ascii="Arial" w:cs="Arial" w:eastAsia="Arial" w:hAnsi="Arial"/>
+              </w:rPr>
+              <w:t xml:space="preserve">Year B</w:t>
+            </w:r>
+          </w:p>
         </w:tc>
         <w:tc>
           <w:tcPr>
@@ -4629,6 +4741,20 @@
               <w:t xml:space="preserve">MA3-NSM-02</w:t>
             </w:r>
           </w:p>
+          <w:p>
+            <w:pPr>
+              <w:spacing w:before="20" w:after="0"/>
+            </w:pPr>
+            <w:r>
+              <w:rPr>
+                <w:color w:val="444444"/>
+                <w:sz w:val="13"/>
+                <w:szCs w:val="13"/>
+                <w:rFonts w:ascii="Arial" w:cs="Arial" w:eastAsia="Arial" w:hAnsi="Arial"/>
+              </w:rPr>
+              <w:t xml:space="preserve">Year B</w:t>
+            </w:r>
+          </w:p>
         </w:tc>
         <w:tc>
           <w:tcPr>
@@ -4858,6 +4984,20 @@
               <w:t xml:space="preserve">MA3-NSM-02</w:t>
             </w:r>
           </w:p>
+          <w:p>
+            <w:pPr>
+              <w:spacing w:before="20" w:after="0"/>
+            </w:pPr>
+            <w:r>
+              <w:rPr>
+                <w:color w:val="444444"/>
+                <w:sz w:val="13"/>
+                <w:szCs w:val="13"/>
+                <w:rFonts w:ascii="Arial" w:cs="Arial" w:eastAsia="Arial" w:hAnsi="Arial"/>
+              </w:rPr>
+              <w:t xml:space="preserve">Year B</w:t>
+            </w:r>
+          </w:p>
         </w:tc>
         <w:tc>
           <w:tcPr>
@@ -5087,6 +5227,20 @@
               <w:t xml:space="preserve">MA4-ANG-C-01</w:t>
             </w:r>
           </w:p>
+          <w:p>
+            <w:pPr>
+              <w:spacing w:before="20" w:after="0"/>
+            </w:pPr>
+            <w:r>
+              <w:rPr>
+                <w:color w:val="444444"/>
+                <w:sz w:val="13"/>
+                <w:szCs w:val="13"/>
+                <w:rFonts w:ascii="Arial" w:cs="Arial" w:eastAsia="Arial" w:hAnsi="Arial"/>
+              </w:rPr>
+              <w:t xml:space="preserve">Stage 4 (group A)</w:t>
+            </w:r>
+          </w:p>
         </w:tc>
         <w:tc>
           <w:tcPr>
@@ -5316,6 +5470,20 @@
               <w:t xml:space="preserve">MA4-ANG-C-01</w:t>
             </w:r>
           </w:p>
+          <w:p>
+            <w:pPr>
+              <w:spacing w:before="20" w:after="0"/>
+            </w:pPr>
+            <w:r>
+              <w:rPr>
+                <w:color w:val="444444"/>
+                <w:sz w:val="13"/>
+                <w:szCs w:val="13"/>
+                <w:rFonts w:ascii="Arial" w:cs="Arial" w:eastAsia="Arial" w:hAnsi="Arial"/>
+              </w:rPr>
+              <w:t xml:space="preserve">Stage 4 (group A)</w:t>
+            </w:r>
+          </w:p>
         </w:tc>
         <w:tc>
           <w:tcPr>
@@ -5543,6 +5711,20 @@
                 <w:rFonts w:ascii="Arial" w:cs="Arial" w:eastAsia="Arial" w:hAnsi="Arial"/>
               </w:rPr>
               <w:t xml:space="preserve">MA4-ANG-C-01</w:t>
+            </w:r>
+          </w:p>
+          <w:p>
+            <w:pPr>
+              <w:spacing w:before="20" w:after="0"/>
+            </w:pPr>
+            <w:r>
+              <w:rPr>
+                <w:color w:val="444444"/>
+                <w:sz w:val="13"/>
+                <w:szCs w:val="13"/>
+                <w:rFonts w:ascii="Arial" w:cs="Arial" w:eastAsia="Arial" w:hAnsi="Arial"/>
+              </w:rPr>
+              <w:t xml:space="preserve">Stage 4 (group A)</w:t>
             </w:r>
           </w:p>
         </w:tc>
@@ -19829,7 +20011,7 @@
             <w:pPr>
               <w:spacing w:before="0" w:after="0"/>
             </w:pPr>
-            <w:hyperlink w:history="1" r:id="rId-s4zrc1r38kbej4iqbtfr">
+            <w:hyperlink w:history="1" r:id="rIdlq1cf6svoaql9scfki8np">
               <w:r>
                 <w:rPr>
                   <w:u w:val="single"/>
@@ -19946,7 +20128,7 @@
             <w:pPr>
               <w:spacing w:before="0" w:after="0"/>
             </w:pPr>
-            <w:hyperlink w:history="1" r:id="rIdbm59cklppf_0knjd1-0i5">
+            <w:hyperlink w:history="1" r:id="rId4ctp8m-zg7jrgnytirfj8">
               <w:r>
                 <w:rPr>
                   <w:u w:val="single"/>
@@ -20063,7 +20245,7 @@
             <w:pPr>
               <w:spacing w:before="0" w:after="0"/>
             </w:pPr>
-            <w:hyperlink w:history="1" r:id="rIdjxpkcbnz0ji2zgqoteo1m">
+            <w:hyperlink w:history="1" r:id="rIdjoovjss-pm9cedrhukwln">
               <w:r>
                 <w:rPr>
                   <w:u w:val="single"/>
@@ -20180,7 +20362,7 @@
             <w:pPr>
               <w:spacing w:before="0" w:after="0"/>
             </w:pPr>
-            <w:hyperlink w:history="1" r:id="rIdfbodw7vfpusvu0ec2bd9x">
+            <w:hyperlink w:history="1" r:id="rIdonnwmwbbuahmv3dw-m6nt">
               <w:r>
                 <w:rPr>
                   <w:u w:val="single"/>
@@ -20337,7 +20519,7 @@
             <w:pPr>
               <w:spacing w:before="0" w:after="0"/>
             </w:pPr>
-            <w:hyperlink w:history="1" r:id="rIdkt6xeav9myb_1x7qvhzby">
+            <w:hyperlink w:history="1" r:id="rId7nhymo1vjdu7pih5n2sq7">
               <w:r>
                 <w:rPr>
                   <w:u w:val="single"/>
@@ -20454,7 +20636,7 @@
             <w:pPr>
               <w:spacing w:before="0" w:after="0"/>
             </w:pPr>
-            <w:hyperlink w:history="1" r:id="rId_4uauawuwidplrbbq4ahl">
+            <w:hyperlink w:history="1" r:id="rIdn0l9a8zr5dwkqytvgaozr">
               <w:r>
                 <w:rPr>
                   <w:u w:val="single"/>
@@ -20571,7 +20753,7 @@
             <w:pPr>
               <w:spacing w:before="0" w:after="0"/>
             </w:pPr>
-            <w:hyperlink w:history="1" r:id="rIdyybzbqoanhflp7exyfslb">
+            <w:hyperlink w:history="1" r:id="rIdw97lybykh0r2fgm9kc674">
               <w:r>
                 <w:rPr>
                   <w:u w:val="single"/>
@@ -20728,7 +20910,7 @@
             <w:pPr>
               <w:spacing w:before="0" w:after="0"/>
             </w:pPr>
-            <w:hyperlink w:history="1" r:id="rIdg0_jjweco1ihntld--sou">
+            <w:hyperlink w:history="1" r:id="rIdfe-os9udnar3lw5mfjpjr">
               <w:r>
                 <w:rPr>
                   <w:u w:val="single"/>
@@ -20845,7 +21027,7 @@
             <w:pPr>
               <w:spacing w:before="0" w:after="0"/>
             </w:pPr>
-            <w:hyperlink w:history="1" r:id="rIdpgg4dldncsng5cyolqmul">
+            <w:hyperlink w:history="1" r:id="rIdenccpavmfdkjyl4xjyupw">
               <w:r>
                 <w:rPr>
                   <w:u w:val="single"/>
@@ -20962,7 +21144,7 @@
             <w:pPr>
               <w:spacing w:before="0" w:after="0"/>
             </w:pPr>
-            <w:hyperlink w:history="1" r:id="rIdly5blcmkzl0dunk3feahl">
+            <w:hyperlink w:history="1" r:id="rIdphvakjsi5enfrjie1gev6">
               <w:r>
                 <w:rPr>
                   <w:u w:val="single"/>
@@ -21079,7 +21261,7 @@
             <w:pPr>
               <w:spacing w:before="0" w:after="0"/>
             </w:pPr>
-            <w:hyperlink w:history="1" r:id="rIdjc904cr4qt5rqefxbcjjf">
+            <w:hyperlink w:history="1" r:id="rIdfwv-4bv4g1wfl7rvfd2hj">
               <w:r>
                 <w:rPr>
                   <w:u w:val="single"/>
@@ -21236,7 +21418,7 @@
             <w:pPr>
               <w:spacing w:before="0" w:after="0"/>
             </w:pPr>
-            <w:hyperlink w:history="1" r:id="rIdbwkkazsu7lq3t7izpdegv">
+            <w:hyperlink w:history="1" r:id="rIdh1t6qqlfwx_6hl8lf0pre">
               <w:r>
                 <w:rPr>
                   <w:u w:val="single"/>
@@ -21353,7 +21535,7 @@
             <w:pPr>
               <w:spacing w:before="0" w:after="0"/>
             </w:pPr>
-            <w:hyperlink w:history="1" r:id="rIdrf5m6cbe2ueybt7oacil2">
+            <w:hyperlink w:history="1" r:id="rIdkdvldnepmk-d2llhj5ghz">
               <w:r>
                 <w:rPr>
                   <w:u w:val="single"/>
@@ -21470,7 +21652,7 @@
             <w:pPr>
               <w:spacing w:before="0" w:after="0"/>
             </w:pPr>
-            <w:hyperlink w:history="1" r:id="rIdj0whdm4tgxju1sebfu99j">
+            <w:hyperlink w:history="1" r:id="rIdxzu0klcbogv8p-59z_z5t">
               <w:r>
                 <w:rPr>
                   <w:u w:val="single"/>
@@ -21627,7 +21809,7 @@
             <w:pPr>
               <w:spacing w:before="0" w:after="0"/>
             </w:pPr>
-            <w:hyperlink w:history="1" r:id="rIdwapzclj1vfpoeyaxw592d">
+            <w:hyperlink w:history="1" r:id="rIdsj0diouzs_kgdyz2gqoyo">
               <w:r>
                 <w:rPr>
                   <w:u w:val="single"/>
@@ -21744,7 +21926,7 @@
             <w:pPr>
               <w:spacing w:before="0" w:after="0"/>
             </w:pPr>
-            <w:hyperlink w:history="1" r:id="rId0c9gea6xs8cpsq9wwvyov">
+            <w:hyperlink w:history="1" r:id="rIdyztnkx2qrzmtkkpnqtkt7">
               <w:r>
                 <w:rPr>
                   <w:u w:val="single"/>
@@ -21861,7 +22043,7 @@
             <w:pPr>
               <w:spacing w:before="0" w:after="0"/>
             </w:pPr>
-            <w:hyperlink w:history="1" r:id="rIdrybtwfi5s0qw03wmkwewm">
+            <w:hyperlink w:history="1" r:id="rIdwfufo4v6fjyigkzw0rejs">
               <w:r>
                 <w:rPr>
                   <w:u w:val="single"/>
@@ -22018,7 +22200,7 @@
             <w:pPr>
               <w:spacing w:before="0" w:after="0"/>
             </w:pPr>
-            <w:hyperlink w:history="1" r:id="rId8qyxnjwhgmvp3b2mwxzpb">
+            <w:hyperlink w:history="1" r:id="rIdw8f-n2lxg0uu5hprd8zpf">
               <w:r>
                 <w:rPr>
                   <w:u w:val="single"/>
@@ -22135,7 +22317,7 @@
             <w:pPr>
               <w:spacing w:before="0" w:after="0"/>
             </w:pPr>
-            <w:hyperlink w:history="1" r:id="rIdl0htrqqjt8nbg--mdjv90">
+            <w:hyperlink w:history="1" r:id="rIds3ubd8h-_71zlrutuzz6l">
               <w:r>
                 <w:rPr>
                   <w:u w:val="single"/>
@@ -22252,7 +22434,7 @@
             <w:pPr>
               <w:spacing w:before="0" w:after="0"/>
             </w:pPr>
-            <w:hyperlink w:history="1" r:id="rIdk54wx3guiug_frcetk33g">
+            <w:hyperlink w:history="1" r:id="rIdsfcdnalptofc9wj3o9mzr">
               <w:r>
                 <w:rPr>
                   <w:u w:val="single"/>
@@ -22409,7 +22591,7 @@
             <w:pPr>
               <w:spacing w:before="0" w:after="0"/>
             </w:pPr>
-            <w:hyperlink w:history="1" r:id="rIdthrtfq1tpsxgteoqj2krs">
+            <w:hyperlink w:history="1" r:id="rIddflgvvflz1hnvq_a4teiv">
               <w:r>
                 <w:rPr>
                   <w:u w:val="single"/>
@@ -22526,7 +22708,7 @@
             <w:pPr>
               <w:spacing w:before="0" w:after="0"/>
             </w:pPr>
-            <w:hyperlink w:history="1" r:id="rIdychl0dwf0sygg5wxcpkqy">
+            <w:hyperlink w:history="1" r:id="rIdxqdpkew9kxugjgu6bfo5z">
               <w:r>
                 <w:rPr>
                   <w:u w:val="single"/>
@@ -22643,7 +22825,7 @@
             <w:pPr>
               <w:spacing w:before="0" w:after="0"/>
             </w:pPr>
-            <w:hyperlink w:history="1" r:id="rIdabk7q1xysxgaz_pypv7u6">
+            <w:hyperlink w:history="1" r:id="rIdwiicmfazm0cx6cyay3p19">
               <w:r>
                 <w:rPr>
                   <w:u w:val="single"/>
@@ -22800,7 +22982,7 @@
             <w:pPr>
               <w:spacing w:before="0" w:after="0"/>
             </w:pPr>
-            <w:hyperlink w:history="1" r:id="rIdgqdxw6csknfdkns625g0k">
+            <w:hyperlink w:history="1" r:id="rIdgmzq6cc3oefjsegexeh3y">
               <w:r>
                 <w:rPr>
                   <w:u w:val="single"/>
@@ -22917,7 +23099,7 @@
             <w:pPr>
               <w:spacing w:before="0" w:after="0"/>
             </w:pPr>
-            <w:hyperlink w:history="1" r:id="rIdkntuukowmxb4urm3y_veq">
+            <w:hyperlink w:history="1" r:id="rIdi-soo6hquqjredfsmlx4l">
               <w:r>
                 <w:rPr>
                   <w:u w:val="single"/>
@@ -23034,7 +23216,7 @@
             <w:pPr>
               <w:spacing w:before="0" w:after="0"/>
             </w:pPr>
-            <w:hyperlink w:history="1" r:id="rIdffj4z-agzqqlgnceir2bm">
+            <w:hyperlink w:history="1" r:id="rIdmxn8upqc0duiqp-wrjwwe">
               <w:r>
                 <w:rPr>
                   <w:u w:val="single"/>
@@ -23191,7 +23373,7 @@
             <w:pPr>
               <w:spacing w:before="0" w:after="0"/>
             </w:pPr>
-            <w:hyperlink w:history="1" r:id="rIdtua2nwgfup0enwn4ag5mr">
+            <w:hyperlink w:history="1" r:id="rIdo9gm7sjhbttlxewwvymah">
               <w:r>
                 <w:rPr>
                   <w:u w:val="single"/>
@@ -23308,7 +23490,7 @@
             <w:pPr>
               <w:spacing w:before="0" w:after="0"/>
             </w:pPr>
-            <w:hyperlink w:history="1" r:id="rIdyhubq6lnrhk6pfvencpfm">
+            <w:hyperlink w:history="1" r:id="rIdsqcvcwnfvyuil6c4fttjj">
               <w:r>
                 <w:rPr>
                   <w:u w:val="single"/>
@@ -23425,7 +23607,7 @@
             <w:pPr>
               <w:spacing w:before="0" w:after="0"/>
             </w:pPr>
-            <w:hyperlink w:history="1" r:id="rIdrsgnncccfny9nw3tqvehe">
+            <w:hyperlink w:history="1" r:id="rIdxpj45n4ijcq06fo-4qxrh">
               <w:r>
                 <w:rPr>
                   <w:u w:val="single"/>
@@ -23582,7 +23764,7 @@
             <w:pPr>
               <w:spacing w:before="0" w:after="0"/>
             </w:pPr>
-            <w:hyperlink w:history="1" r:id="rIdhliekajvq-g2ug8xtgyx3">
+            <w:hyperlink w:history="1" r:id="rIddzbbysmjfgit3zsjmdfam">
               <w:r>
                 <w:rPr>
                   <w:u w:val="single"/>
@@ -23699,7 +23881,7 @@
             <w:pPr>
               <w:spacing w:before="0" w:after="0"/>
             </w:pPr>
-            <w:hyperlink w:history="1" r:id="rIdkqub84soi21pqy34o-7zo">
+            <w:hyperlink w:history="1" r:id="rIdc9dr7lj9eeqahbqjr46cc">
               <w:r>
                 <w:rPr>
                   <w:u w:val="single"/>
@@ -23816,7 +23998,7 @@
             <w:pPr>
               <w:spacing w:before="0" w:after="0"/>
             </w:pPr>
-            <w:hyperlink w:history="1" r:id="rId0c0shejxf9nskf1zqua_n">
+            <w:hyperlink w:history="1" r:id="rIdk8c3b_cfti-xgnsrokr6a">
               <w:r>
                 <w:rPr>
                   <w:u w:val="single"/>
@@ -23973,7 +24155,7 @@
             <w:pPr>
               <w:spacing w:before="0" w:after="0"/>
             </w:pPr>
-            <w:hyperlink w:history="1" r:id="rIdi1-w_-z6mfesss7rwo9uc">
+            <w:hyperlink w:history="1" r:id="rIdpq9ny_se4jbqwrh_r7p80">
               <w:r>
                 <w:rPr>
                   <w:u w:val="single"/>
@@ -24090,7 +24272,7 @@
             <w:pPr>
               <w:spacing w:before="0" w:after="0"/>
             </w:pPr>
-            <w:hyperlink w:history="1" r:id="rIdaeqgqfr1p4z-v-fi5pq91">
+            <w:hyperlink w:history="1" r:id="rIda47-pchamnvtzludvihhy">
               <w:r>
                 <w:rPr>
                   <w:u w:val="single"/>
@@ -24207,7 +24389,7 @@
             <w:pPr>
               <w:spacing w:before="0" w:after="0"/>
             </w:pPr>
-            <w:hyperlink w:history="1" r:id="rIdxa9hspopqeux4fojbziox">
+            <w:hyperlink w:history="1" r:id="rId3b7tcnswvq7ogfkvyn1pz">
               <w:r>
                 <w:rPr>
                   <w:u w:val="single"/>
@@ -24364,7 +24546,7 @@
             <w:pPr>
               <w:spacing w:before="0" w:after="0"/>
             </w:pPr>
-            <w:hyperlink w:history="1" r:id="rIdf2drmcrzkuax7cejul-9m">
+            <w:hyperlink w:history="1" r:id="rIdezqekcro9pmg3fajp15qk">
               <w:r>
                 <w:rPr>
                   <w:u w:val="single"/>
@@ -24481,7 +24663,7 @@
             <w:pPr>
               <w:spacing w:before="0" w:after="0"/>
             </w:pPr>
-            <w:hyperlink w:history="1" r:id="rIdsbko2bei1mmemfuyldsru">
+            <w:hyperlink w:history="1" r:id="rIdw59gyz9abwc_g03o6ltzy">
               <w:r>
                 <w:rPr>
                   <w:u w:val="single"/>
@@ -24598,7 +24780,7 @@
             <w:pPr>
               <w:spacing w:before="0" w:after="0"/>
             </w:pPr>
-            <w:hyperlink w:history="1" r:id="rIdiuqkwvjvuvr92sp4tbk1w">
+            <w:hyperlink w:history="1" r:id="rIdvuaeuikxc8cc7ppfmkfn6">
               <w:r>
                 <w:rPr>
                   <w:u w:val="single"/>
@@ -24755,7 +24937,7 @@
             <w:pPr>
               <w:spacing w:before="0" w:after="0"/>
             </w:pPr>
-            <w:hyperlink w:history="1" r:id="rIdrkhal-eraiq45a1slfqjn">
+            <w:hyperlink w:history="1" r:id="rIdgelddenf0ezalux6nulst">
               <w:r>
                 <w:rPr>
                   <w:u w:val="single"/>
@@ -24872,7 +25054,7 @@
             <w:pPr>
               <w:spacing w:before="0" w:after="0"/>
             </w:pPr>
-            <w:hyperlink w:history="1" r:id="rIdwr9mz1esxc_s3xxn8h4ch">
+            <w:hyperlink w:history="1" r:id="rIds1w81vgdbued7eerzkvm7">
               <w:r>
                 <w:rPr>
                   <w:u w:val="single"/>
@@ -24989,7 +25171,7 @@
             <w:pPr>
               <w:spacing w:before="0" w:after="0"/>
             </w:pPr>
-            <w:hyperlink w:history="1" r:id="rIdwvrgayhsdp6lthe3sf89t">
+            <w:hyperlink w:history="1" r:id="rIduhg8-7zqwhx2jpljvaa8o">
               <w:r>
                 <w:rPr>
                   <w:u w:val="single"/>
@@ -25106,7 +25288,7 @@
             <w:pPr>
               <w:spacing w:before="0" w:after="0"/>
             </w:pPr>
-            <w:hyperlink w:history="1" r:id="rIda673tla24durviol34kfj">
+            <w:hyperlink w:history="1" r:id="rIdlspncthmox7axji-6ud-e">
               <w:r>
                 <w:rPr>
                   <w:u w:val="single"/>
@@ -25263,7 +25445,7 @@
             <w:pPr>
               <w:spacing w:before="0" w:after="0"/>
             </w:pPr>
-            <w:hyperlink w:history="1" r:id="rIdubfrmbati2dks6hm2c_rp">
+            <w:hyperlink w:history="1" r:id="rIdmugtfv7mlrbrihpbk_xmm">
               <w:r>
                 <w:rPr>
                   <w:u w:val="single"/>
@@ -25380,7 +25562,7 @@
             <w:pPr>
               <w:spacing w:before="0" w:after="0"/>
             </w:pPr>
-            <w:hyperlink w:history="1" r:id="rIdthdzx9gfhrxvrtyteyz_3">
+            <w:hyperlink w:history="1" r:id="rIdtafzoz3kvr65efeg9lgyw">
               <w:r>
                 <w:rPr>
                   <w:u w:val="single"/>
@@ -25497,7 +25679,7 @@
             <w:pPr>
               <w:spacing w:before="0" w:after="0"/>
             </w:pPr>
-            <w:hyperlink w:history="1" r:id="rId9iaju-cv7qxn-qieidvja">
+            <w:hyperlink w:history="1" r:id="rIdvadfgb-wtud_yqqkmicuq">
               <w:r>
                 <w:rPr>
                   <w:u w:val="single"/>
@@ -25614,7 +25796,7 @@
             <w:pPr>
               <w:spacing w:before="0" w:after="0"/>
             </w:pPr>
-            <w:hyperlink w:history="1" r:id="rIdjmrsktulcxizezsx1hekf">
+            <w:hyperlink w:history="1" r:id="rIdoot3g9gandpjqjtxv-rgi">
               <w:r>
                 <w:rPr>
                   <w:u w:val="single"/>
@@ -25731,7 +25913,7 @@
             <w:pPr>
               <w:spacing w:before="0" w:after="0"/>
             </w:pPr>
-            <w:hyperlink w:history="1" r:id="rId0i0prya7zyudbb6zecavl">
+            <w:hyperlink w:history="1" r:id="rId1mxz4gs0dfoagype9tytp">
               <w:r>
                 <w:rPr>
                   <w:u w:val="single"/>
@@ -25848,7 +26030,7 @@
             <w:pPr>
               <w:spacing w:before="0" w:after="0"/>
             </w:pPr>
-            <w:hyperlink w:history="1" r:id="rId2dhz424hupmp4dbnmwr7f">
+            <w:hyperlink w:history="1" r:id="rIdojnqjrz8ylrgwhqntxgf0">
               <w:r>
                 <w:rPr>
                   <w:u w:val="single"/>
@@ -25965,7 +26147,7 @@
             <w:pPr>
               <w:spacing w:before="0" w:after="0"/>
             </w:pPr>
-            <w:hyperlink w:history="1" r:id="rIddtzela17vkgfbs2ihbrc8">
+            <w:hyperlink w:history="1" r:id="rIdt942ujdi5aq6pazrtr2hr">
               <w:r>
                 <w:rPr>
                   <w:u w:val="single"/>
@@ -26082,7 +26264,7 @@
             <w:pPr>
               <w:spacing w:before="0" w:after="0"/>
             </w:pPr>
-            <w:hyperlink w:history="1" r:id="rIdkeaur43pxt7qulkpmduwx">
+            <w:hyperlink w:history="1" r:id="rIdazmnygtwnvzi-p-c5yoiu">
               <w:r>
                 <w:rPr>
                   <w:u w:val="single"/>
@@ -26199,7 +26381,7 @@
             <w:pPr>
               <w:spacing w:before="0" w:after="0"/>
             </w:pPr>
-            <w:hyperlink w:history="1" r:id="rIdx_w6d9bo6vvd7mbmb0rde">
+            <w:hyperlink w:history="1" r:id="rIdyqzms6mcnedpgbmhwtloy">
               <w:r>
                 <w:rPr>
                   <w:u w:val="single"/>
@@ -26316,7 +26498,7 @@
             <w:pPr>
               <w:spacing w:before="0" w:after="0"/>
             </w:pPr>
-            <w:hyperlink w:history="1" r:id="rIddomrib0zs4exioibbskhn">
+            <w:hyperlink w:history="1" r:id="rIdi4afesferoa6097i4l1zh">
               <w:r>
                 <w:rPr>
                   <w:u w:val="single"/>
@@ -26391,7 +26573,7 @@
         </w:rPr>
         <w:t xml:space="preserve">Corbettmaths — Measuring Angles (PDF)  --  </w:t>
       </w:r>
-      <w:hyperlink w:history="1" r:id="rId2o4at0kpqqdgxi5qrgtjt">
+      <w:hyperlink w:history="1" r:id="rIdkpjhz1nels5lercr9vpzo">
         <w:r>
           <w:rPr>
             <w:u w:val="single"/>
@@ -26425,7 +26607,7 @@
         </w:rPr>
         <w:t xml:space="preserve">Corbettmaths Primary — Types of Angles (PDF)  --  </w:t>
       </w:r>
-      <w:hyperlink w:history="1" r:id="rIdr5gvwhz_cyfmt-fhuoa-i">
+      <w:hyperlink w:history="1" r:id="rIdeka13biapwwnaaheu7muz">
         <w:r>
           <w:rPr>
             <w:u w:val="single"/>
@@ -26459,7 +26641,7 @@
         </w:rPr>
         <w:t xml:space="preserve">Corbettmaths — Timetables (PDF)  --  </w:t>
       </w:r>
-      <w:hyperlink w:history="1" r:id="rIdhsfrku9btbp2vscnrjlkf">
+      <w:hyperlink w:history="1" r:id="rIdfnw1cwxpvw78vmgo2ukx1">
         <w:r>
           <w:rPr>
             <w:u w:val="single"/>
@@ -26493,7 +26675,7 @@
         </w:rPr>
         <w:t xml:space="preserve">Corbettmaths — Angle Facts (PDF)  --  </w:t>
       </w:r>
-      <w:hyperlink w:history="1" r:id="rIdtcwyxezj7oxupxikhxw29">
+      <w:hyperlink w:history="1" r:id="rIdifqwsdofpzbbdymesbqyw">
         <w:r>
           <w:rPr>
             <w:u w:val="single"/>
@@ -26527,7 +26709,7 @@
         </w:rPr>
         <w:t xml:space="preserve">Corbettmaths — Missing Angles (PDF)  --  </w:t>
       </w:r>
-      <w:hyperlink w:history="1" r:id="rIdjdh4jf9kxtrchfa2jywpc">
+      <w:hyperlink w:history="1" r:id="rIdehee57pnw8tewpyzx5zbw">
         <w:r>
           <w:rPr>
             <w:u w:val="single"/>
@@ -26561,7 +26743,7 @@
         </w:rPr>
         <w:t xml:space="preserve">Corbettmaths — Angles in Parallel Lines (PDF)  --  </w:t>
       </w:r>
-      <w:hyperlink w:history="1" r:id="rIdvtuobnfd2si38klbsgwzg">
+      <w:hyperlink w:history="1" r:id="rId7jg75ct_d5hbhhh0nr1eq">
         <w:r>
           <w:rPr>
             <w:u w:val="single"/>
@@ -26595,7 +26777,7 @@
         </w:rPr>
         <w:t xml:space="preserve">Corbettmaths — Angles: Parallel Lines (PDF)  --  </w:t>
       </w:r>
-      <w:hyperlink w:history="1" r:id="rId-a83bvogpt-eediy3q7es">
+      <w:hyperlink w:history="1" r:id="rIdk3trrnrlycxl-dnnxw_5e">
         <w:r>
           <w:rPr>
             <w:u w:val="single"/>
